--- a/EXPORTS/DOCX/published/niveau3/Dutch/HoofdcursusKampen.docx
+++ b/EXPORTS/DOCX/published/niveau3/Dutch/HoofdcursusKampen.docx
@@ -573,7 +573,7 @@
           <w:sz w:val="24"/>
           <w:u w:val="single"/>
         </w:rPr>
-        <w:hyperlink r:id="rId9" w:history="1">
+        <w:hyperlink r:id="rId10" w:history="1">
           <w:r>
             <w:rPr>
               <w:rStyle w:val="Hyperlink"/>
@@ -1009,6 +1009,7 @@
           <w:i w:val="0"/>
           <w:color w:val="0000FF"/>
           <w:sz w:val="24"/>
+          <w:u w:val="single"/>
         </w:rPr>
         <w:t xml:space="preserve"> </w:t>
       </w:r>
@@ -1026,9 +1027,19 @@
             <w:rPr>
               <w:rStyle w:val="Hyperlink"/>
             </w:rPr>
-            <w:t>zoekhulp</w:t>
+            <w:t>zoekhul</w:t>
           </w:r>
         </w:hyperlink>
+      </w:r>
+      <w:r>
+        <w:rPr>
+          <w:rFonts w:ascii="Charis SIL Regular" w:hAnsi="Charis SIL Regular" w:eastAsia="Charis SIL Regular"/>
+          <w:b w:val="0"/>
+          <w:i w:val="0"/>
+          <w:color w:val="0000FF"/>
+          <w:sz w:val="24"/>
+        </w:rPr>
+        <w:t>p</w:t>
       </w:r>
       <w:r>
         <w:rPr>
@@ -2140,7 +2151,7 @@
           <w:sz w:val="24"/>
           <w:u w:val="single"/>
         </w:rPr>
-        <w:hyperlink r:id="rId15" w:history="1">
+        <w:hyperlink r:id="rId16" w:history="1">
           <w:r>
             <w:rPr>
               <w:rStyle w:val="Hyperlink"/>
@@ -2158,7 +2169,7 @@
           <w:sz w:val="24"/>
           <w:u w:val="single"/>
         </w:rPr>
-        <w:hyperlink r:id="rId15" w:history="1">
+        <w:hyperlink r:id="rId16" w:history="1">
           <w:r>
             <w:rPr>
               <w:rStyle w:val="Hyperlink"/>
@@ -2169,6 +2180,7 @@
       </w:r>
       <w:r>
         <w:rPr>
+          <w:u w:val="single" w:color="0000ff"/>
           <w:rFonts w:ascii="Charis SIL Regular" w:hAnsi="Charis SIL Regular" w:eastAsia="Charis SIL Regular"/>
           <w:b w:val="0"/>
           <w:i w:val="0"/>
@@ -2193,7 +2205,7 @@
           <w:sz w:val="24"/>
           <w:u w:val="single"/>
         </w:rPr>
-        <w:hyperlink r:id="rId15" w:history="1">
+        <w:hyperlink r:id="rId17" w:history="1">
           <w:r>
             <w:rPr>
               <w:rStyle w:val="Hyperlink"/>
@@ -2222,7 +2234,7 @@
           <w:sz w:val="24"/>
           <w:u w:val="single"/>
         </w:rPr>
-        <w:hyperlink r:id="rId15" w:history="1">
+        <w:hyperlink r:id="rId17" w:history="1">
           <w:r>
             <w:rPr>
               <w:rStyle w:val="Hyperlink"/>
@@ -2240,7 +2252,7 @@
           <w:sz w:val="24"/>
           <w:u w:val="single"/>
         </w:rPr>
-        <w:hyperlink r:id="rId15" w:history="1">
+        <w:hyperlink r:id="rId17" w:history="1">
           <w:r>
             <w:rPr>
               <w:rStyle w:val="Hyperlink"/>
@@ -2338,7 +2350,7 @@
           <w:sz w:val="24"/>
           <w:u w:val="single"/>
         </w:rPr>
-        <w:hyperlink r:id="rId17" w:history="1">
+        <w:hyperlink r:id="rId18" w:history="1">
           <w:r>
             <w:rPr>
               <w:rStyle w:val="Hyperlink"/>
@@ -2356,7 +2368,7 @@
           <w:sz w:val="24"/>
           <w:u w:val="single"/>
         </w:rPr>
-        <w:hyperlink r:id="rId17" w:history="1">
+        <w:hyperlink r:id="rId18" w:history="1">
           <w:r>
             <w:rPr>
               <w:rStyle w:val="Hyperlink"/>
@@ -2374,7 +2386,7 @@
           <w:sz w:val="24"/>
           <w:u w:val="single"/>
         </w:rPr>
-        <w:hyperlink r:id="rId17" w:history="1">
+        <w:hyperlink r:id="rId18" w:history="1">
           <w:r>
             <w:rPr>
               <w:rStyle w:val="Hyperlink"/>
@@ -2392,7 +2404,7 @@
           <w:sz w:val="24"/>
           <w:u w:val="single"/>
         </w:rPr>
-        <w:hyperlink r:id="rId17" w:history="1">
+        <w:hyperlink r:id="rId18" w:history="1">
           <w:r>
             <w:rPr>
               <w:rStyle w:val="Hyperlink"/>
@@ -2420,7 +2432,7 @@
           <w:sz w:val="24"/>
           <w:u w:val="single"/>
         </w:rPr>
-        <w:hyperlink r:id="rId18" w:history="1">
+        <w:hyperlink r:id="rId19" w:history="1">
           <w:r>
             <w:rPr>
               <w:rStyle w:val="Hyperlink"/>
@@ -2456,7 +2468,7 @@
           <w:sz w:val="24"/>
           <w:u w:val="single"/>
         </w:rPr>
-        <w:hyperlink r:id="rId17" w:history="1">
+        <w:hyperlink r:id="rId18" w:history="1">
           <w:r>
             <w:rPr>
               <w:rStyle w:val="Hyperlink"/>
@@ -2613,7 +2625,7 @@
           <w:sz w:val="24"/>
           <w:u w:val="single"/>
         </w:rPr>
-        <w:hyperlink r:id="rId19" w:history="1">
+        <w:hyperlink r:id="rId20" w:history="1">
           <w:r>
             <w:rPr>
               <w:rStyle w:val="Hyperlink"/>
@@ -2631,7 +2643,7 @@
           <w:sz w:val="24"/>
           <w:u w:val="single"/>
         </w:rPr>
-        <w:hyperlink r:id="rId19" w:history="1">
+        <w:hyperlink r:id="rId20" w:history="1">
           <w:r>
             <w:rPr>
               <w:rStyle w:val="Hyperlink"/>
@@ -2649,7 +2661,7 @@
           <w:sz w:val="24"/>
           <w:u w:val="single"/>
         </w:rPr>
-        <w:hyperlink r:id="rId19" w:history="1">
+        <w:hyperlink r:id="rId20" w:history="1">
           <w:r>
             <w:rPr>
               <w:rStyle w:val="Hyperlink"/>
@@ -2667,7 +2679,7 @@
           <w:sz w:val="24"/>
           <w:u w:val="single"/>
         </w:rPr>
-        <w:hyperlink r:id="rId19" w:history="1">
+        <w:hyperlink r:id="rId20" w:history="1">
           <w:r>
             <w:rPr>
               <w:rStyle w:val="Hyperlink"/>
@@ -2685,7 +2697,7 @@
           <w:sz w:val="24"/>
           <w:u w:val="single"/>
         </w:rPr>
-        <w:hyperlink r:id="rId19" w:history="1">
+        <w:hyperlink r:id="rId20" w:history="1">
           <w:r>
             <w:rPr>
               <w:rStyle w:val="Hyperlink"/>
@@ -2703,7 +2715,7 @@
           <w:sz w:val="24"/>
           <w:u w:val="single"/>
         </w:rPr>
-        <w:hyperlink r:id="rId19" w:history="1">
+        <w:hyperlink r:id="rId20" w:history="1">
           <w:r>
             <w:rPr>
               <w:rStyle w:val="Hyperlink"/>
@@ -2721,7 +2733,7 @@
           <w:sz w:val="24"/>
           <w:u w:val="single"/>
         </w:rPr>
-        <w:hyperlink r:id="rId19" w:history="1">
+        <w:hyperlink r:id="rId20" w:history="1">
           <w:r>
             <w:rPr>
               <w:rStyle w:val="Hyperlink"/>
@@ -2739,7 +2751,7 @@
           <w:sz w:val="24"/>
           <w:u w:val="single"/>
         </w:rPr>
-        <w:hyperlink r:id="rId19" w:history="1">
+        <w:hyperlink r:id="rId20" w:history="1">
           <w:r>
             <w:rPr>
               <w:rStyle w:val="Hyperlink"/>
@@ -2757,7 +2769,7 @@
           <w:sz w:val="24"/>
           <w:u w:val="single"/>
         </w:rPr>
-        <w:hyperlink r:id="rId19" w:history="1">
+        <w:hyperlink r:id="rId20" w:history="1">
           <w:r>
             <w:rPr>
               <w:rStyle w:val="Hyperlink"/>
@@ -2775,7 +2787,7 @@
           <w:sz w:val="24"/>
           <w:u w:val="single"/>
         </w:rPr>
-        <w:hyperlink r:id="rId19" w:history="1">
+        <w:hyperlink r:id="rId20" w:history="1">
           <w:r>
             <w:rPr>
               <w:rStyle w:val="Hyperlink"/>
@@ -2793,7 +2805,7 @@
           <w:sz w:val="24"/>
           <w:u w:val="single"/>
         </w:rPr>
-        <w:hyperlink r:id="rId19" w:history="1">
+        <w:hyperlink r:id="rId20" w:history="1">
           <w:r>
             <w:rPr>
               <w:rStyle w:val="Hyperlink"/>
@@ -2811,7 +2823,7 @@
           <w:sz w:val="24"/>
           <w:u w:val="single"/>
         </w:rPr>
-        <w:hyperlink r:id="rId19" w:history="1">
+        <w:hyperlink r:id="rId20" w:history="1">
           <w:r>
             <w:rPr>
               <w:rStyle w:val="Hyperlink"/>
@@ -2829,7 +2841,7 @@
           <w:sz w:val="24"/>
           <w:u w:val="single"/>
         </w:rPr>
-        <w:hyperlink r:id="rId19" w:history="1">
+        <w:hyperlink r:id="rId20" w:history="1">
           <w:r>
             <w:rPr>
               <w:rStyle w:val="Hyperlink"/>
@@ -2847,7 +2859,7 @@
           <w:sz w:val="24"/>
           <w:u w:val="single"/>
         </w:rPr>
-        <w:hyperlink r:id="rId19" w:history="1">
+        <w:hyperlink r:id="rId20" w:history="1">
           <w:r>
             <w:rPr>
               <w:rStyle w:val="Hyperlink"/>
@@ -2865,7 +2877,7 @@
           <w:sz w:val="24"/>
           <w:u w:val="single"/>
         </w:rPr>
-        <w:hyperlink r:id="rId19" w:history="1">
+        <w:hyperlink r:id="rId20" w:history="1">
           <w:r>
             <w:rPr>
               <w:rStyle w:val="Hyperlink"/>
@@ -3023,7 +3035,7 @@
           <w:sz w:val="24"/>
           <w:u w:val="single"/>
         </w:rPr>
-        <w:hyperlink r:id="rId20" w:history="1">
+        <w:hyperlink r:id="rId21" w:history="1">
           <w:r>
             <w:rPr>
               <w:rStyle w:val="Hyperlink"/>
@@ -3041,7 +3053,7 @@
           <w:sz w:val="24"/>
           <w:u w:val="single"/>
         </w:rPr>
-        <w:hyperlink r:id="rId20" w:history="1">
+        <w:hyperlink r:id="rId21" w:history="1">
           <w:r>
             <w:rPr>
               <w:rStyle w:val="Hyperlink"/>
@@ -3059,7 +3071,7 @@
           <w:sz w:val="24"/>
           <w:u w:val="single"/>
         </w:rPr>
-        <w:hyperlink r:id="rId20" w:history="1">
+        <w:hyperlink r:id="rId21" w:history="1">
           <w:r>
             <w:rPr>
               <w:rStyle w:val="Hyperlink"/>
@@ -3077,7 +3089,7 @@
           <w:sz w:val="24"/>
           <w:u w:val="single"/>
         </w:rPr>
-        <w:hyperlink r:id="rId20" w:history="1">
+        <w:hyperlink r:id="rId21" w:history="1">
           <w:r>
             <w:rPr>
               <w:rStyle w:val="Hyperlink"/>
@@ -3095,7 +3107,7 @@
           <w:sz w:val="24"/>
           <w:u w:val="single"/>
         </w:rPr>
-        <w:hyperlink r:id="rId20" w:history="1">
+        <w:hyperlink r:id="rId21" w:history="1">
           <w:r>
             <w:rPr>
               <w:rStyle w:val="Hyperlink"/>
@@ -3116,7 +3128,7 @@
           <w:sz w:val="24"/>
           <w:u w:val="single"/>
         </w:rPr>
-        <w:hyperlink r:id="rId20" w:history="1">
+        <w:hyperlink r:id="rId21" w:history="1">
           <w:r>
             <w:rPr>
               <w:rStyle w:val="Hyperlink"/>
@@ -3134,7 +3146,7 @@
           <w:sz w:val="24"/>
           <w:u w:val="single"/>
         </w:rPr>
-        <w:hyperlink r:id="rId20" w:history="1">
+        <w:hyperlink r:id="rId21" w:history="1">
           <w:r>
             <w:rPr>
               <w:rStyle w:val="Hyperlink"/>
@@ -3152,7 +3164,7 @@
           <w:sz w:val="24"/>
           <w:u w:val="single"/>
         </w:rPr>
-        <w:hyperlink r:id="rId20" w:history="1">
+        <w:hyperlink r:id="rId21" w:history="1">
           <w:r>
             <w:rPr>
               <w:rStyle w:val="Hyperlink"/>
@@ -3170,7 +3182,7 @@
           <w:sz w:val="24"/>
           <w:u w:val="single"/>
         </w:rPr>
-        <w:hyperlink r:id="rId20" w:history="1">
+        <w:hyperlink r:id="rId21" w:history="1">
           <w:r>
             <w:rPr>
               <w:rStyle w:val="Hyperlink"/>
@@ -3188,7 +3200,7 @@
           <w:sz w:val="24"/>
           <w:u w:val="single"/>
         </w:rPr>
-        <w:hyperlink r:id="rId20" w:history="1">
+        <w:hyperlink r:id="rId21" w:history="1">
           <w:r>
             <w:rPr>
               <w:rStyle w:val="Hyperlink"/>
@@ -3339,7 +3351,7 @@
           <w:sz w:val="24"/>
           <w:u w:val="single"/>
         </w:rPr>
-        <w:hyperlink r:id="rId21" w:history="1">
+        <w:hyperlink r:id="rId22" w:history="1">
           <w:r>
             <w:rPr>
               <w:rStyle w:val="Hyperlink"/>
@@ -3357,7 +3369,7 @@
           <w:sz w:val="24"/>
           <w:u w:val="single"/>
         </w:rPr>
-        <w:hyperlink r:id="rId21" w:history="1">
+        <w:hyperlink r:id="rId22" w:history="1">
           <w:r>
             <w:rPr>
               <w:rStyle w:val="Hyperlink"/>
@@ -3375,7 +3387,7 @@
           <w:sz w:val="24"/>
           <w:u w:val="single"/>
         </w:rPr>
-        <w:hyperlink r:id="rId21" w:history="1">
+        <w:hyperlink r:id="rId22" w:history="1">
           <w:r>
             <w:rPr>
               <w:rStyle w:val="Hyperlink"/>
@@ -3393,7 +3405,7 @@
           <w:sz w:val="24"/>
           <w:u w:val="single"/>
         </w:rPr>
-        <w:hyperlink r:id="rId21" w:history="1">
+        <w:hyperlink r:id="rId22" w:history="1">
           <w:r>
             <w:rPr>
               <w:rStyle w:val="Hyperlink"/>
@@ -3411,7 +3423,7 @@
           <w:sz w:val="24"/>
           <w:u w:val="single"/>
         </w:rPr>
-        <w:hyperlink r:id="rId21" w:history="1">
+        <w:hyperlink r:id="rId22" w:history="1">
           <w:r>
             <w:rPr>
               <w:rStyle w:val="Hyperlink"/>
@@ -3429,7 +3441,7 @@
           <w:sz w:val="24"/>
           <w:u w:val="single"/>
         </w:rPr>
-        <w:hyperlink r:id="rId21" w:history="1">
+        <w:hyperlink r:id="rId22" w:history="1">
           <w:r>
             <w:rPr>
               <w:rStyle w:val="Hyperlink"/>
@@ -3447,7 +3459,7 @@
           <w:sz w:val="24"/>
           <w:u w:val="single"/>
         </w:rPr>
-        <w:hyperlink r:id="rId21" w:history="1">
+        <w:hyperlink r:id="rId22" w:history="1">
           <w:r>
             <w:rPr>
               <w:rStyle w:val="Hyperlink"/>
@@ -3465,7 +3477,7 @@
           <w:sz w:val="24"/>
           <w:u w:val="single"/>
         </w:rPr>
-        <w:hyperlink r:id="rId21" w:history="1">
+        <w:hyperlink r:id="rId22" w:history="1">
           <w:r>
             <w:rPr>
               <w:rStyle w:val="Hyperlink"/>
@@ -3483,7 +3495,7 @@
           <w:sz w:val="24"/>
           <w:u w:val="single"/>
         </w:rPr>
-        <w:hyperlink r:id="rId21" w:history="1">
+        <w:hyperlink r:id="rId22" w:history="1">
           <w:r>
             <w:rPr>
               <w:rStyle w:val="Hyperlink"/>

--- a/EXPORTS/DOCX/published/niveau3/Dutch/HoofdcursusKampen.docx
+++ b/EXPORTS/DOCX/published/niveau3/Dutch/HoofdcursusKampen.docx
@@ -602,204 +602,13 @@
       </w:r>
       <w:r>
         <w:rPr>
-          <w:u w:val="single" w:color="0000ff"/>
           <w:rFonts w:ascii="Charis SIL Regular" w:hAnsi="Charis SIL Regular" w:eastAsia="Charis SIL Regular"/>
           <w:b w:val="0"/>
           <w:i w:val="0"/>
           <w:color w:val="000000"/>
           <w:sz w:val="24"/>
         </w:rPr>
-        <w:hyperlink r:id="rId9" w:history="1">
-          <w:r>
-            <w:rPr>
-              <w:rStyle w:val="Hyperlink"/>
-            </w:rPr>
-            <w:t xml:space="preserve"> het volledi</w:t>
-          </w:r>
-        </w:hyperlink>
-      </w:r>
-      <w:r>
-        <w:rPr>
-          <w:u w:val="single" w:color="0000ff"/>
-          <w:rFonts w:ascii="Charis SIL Regular" w:hAnsi="Charis SIL Regular" w:eastAsia="Charis SIL Regular"/>
-          <w:b w:val="0"/>
-          <w:i w:val="0"/>
-          <w:color w:val="000000"/>
-          <w:sz w:val="24"/>
-        </w:rPr>
-        <w:hyperlink r:id="rId9" w:history="1">
-          <w:r>
-            <w:rPr>
-              <w:rStyle w:val="Hyperlink"/>
-            </w:rPr>
-            <w:t>g</w:t>
-          </w:r>
-        </w:hyperlink>
-      </w:r>
-      <w:r>
-        <w:rPr>
-          <w:u w:val="single" w:color="0000ff"/>
-          <w:rFonts w:ascii="Charis SIL Regular" w:hAnsi="Charis SIL Regular" w:eastAsia="Charis SIL Regular"/>
-          <w:b w:val="0"/>
-          <w:i w:val="0"/>
-          <w:color w:val="000000"/>
-          <w:sz w:val="24"/>
-        </w:rPr>
-        <w:hyperlink r:id="rId9" w:history="1">
-          <w:r>
-            <w:rPr>
-              <w:rStyle w:val="Hyperlink"/>
-            </w:rPr>
-            <w:t>e rappor</w:t>
-          </w:r>
-        </w:hyperlink>
-      </w:r>
-      <w:r>
-        <w:rPr>
-          <w:u w:val="single" w:color="0000ff"/>
-          <w:rFonts w:ascii="Charis SIL Regular" w:hAnsi="Charis SIL Regular" w:eastAsia="Charis SIL Regular"/>
-          <w:b w:val="0"/>
-          <w:i w:val="0"/>
-          <w:color w:val="000000"/>
-          <w:sz w:val="24"/>
-        </w:rPr>
-        <w:hyperlink r:id="rId9" w:history="1">
-          <w:r>
-            <w:rPr>
-              <w:rStyle w:val="Hyperlink"/>
-            </w:rPr>
-            <w:t>t</w:t>
-          </w:r>
-        </w:hyperlink>
-      </w:r>
-      <w:r>
-        <w:rPr>
-          <w:u w:val="single" w:color="0000ff"/>
-          <w:rFonts w:ascii="Charis SIL Regular" w:hAnsi="Charis SIL Regular" w:eastAsia="Charis SIL Regular"/>
-          <w:b w:val="0"/>
-          <w:i w:val="0"/>
-          <w:color w:val="000000"/>
-          <w:sz w:val="24"/>
-        </w:rPr>
-        <w:hyperlink r:id="rId9" w:history="1">
-          <w:r>
-            <w:rPr>
-              <w:rStyle w:val="Hyperlink"/>
-            </w:rPr>
-            <w:t xml:space="preserve">). </w:t>
-          </w:r>
-        </w:hyperlink>
-      </w:r>
-      <w:r>
-        <w:rPr>
-          <w:rFonts w:ascii="Charis SIL Regular" w:hAnsi="Charis SIL Regular" w:eastAsia="Charis SIL Regular"/>
-          <w:b w:val="0"/>
-          <w:i w:val="0"/>
-          <w:color w:val="000000"/>
-          <w:sz w:val="24"/>
-        </w:rPr>
-        <w:t>O</w:t>
-      </w:r>
-      <w:r>
-        <w:rPr>
-          <w:u w:val="single" w:color="0000ff"/>
-          <w:rFonts w:ascii="Charis SIL Regular" w:hAnsi="Charis SIL Regular" w:eastAsia="Charis SIL Regular"/>
-          <w:b w:val="0"/>
-          <w:i w:val="0"/>
-          <w:color w:val="000000"/>
-          <w:sz w:val="24"/>
-        </w:rPr>
-        <w:hyperlink r:id="rId9" w:history="1">
-          <w:r>
-            <w:rPr>
-              <w:rStyle w:val="Hyperlink"/>
-            </w:rPr>
-            <w:t>ok H.J.</w:t>
-          </w:r>
-        </w:hyperlink>
-      </w:r>
-      <w:r>
-        <w:rPr>
-          <w:u w:val="single" w:color="0000ff"/>
-          <w:rFonts w:ascii="Charis SIL Regular" w:hAnsi="Charis SIL Regular" w:eastAsia="Charis SIL Regular"/>
-          <w:b w:val="0"/>
-          <w:i w:val="0"/>
-          <w:color w:val="000000"/>
-          <w:sz w:val="24"/>
-        </w:rPr>
-        <w:t xml:space="preserve"> </w:t>
-      </w:r>
-      <w:r>
-        <w:rPr>
-          <w:u w:val="single" w:color="0000ff"/>
-          <w:rFonts w:ascii="Charis SIL Regular" w:hAnsi="Charis SIL Regular" w:eastAsia="Charis SIL Regular"/>
-          <w:b w:val="0"/>
-          <w:i w:val="0"/>
-          <w:color w:val="000000"/>
-          <w:sz w:val="24"/>
-        </w:rPr>
-        <w:hyperlink r:id="rId9" w:history="1">
-          <w:r>
-            <w:rPr>
-              <w:rStyle w:val="Hyperlink"/>
-            </w:rPr>
-            <w:t>V</w:t>
-          </w:r>
-        </w:hyperlink>
-      </w:r>
-      <w:r>
-        <w:rPr>
-          <w:u w:val="single" w:color="0000ff"/>
-          <w:rFonts w:ascii="Charis SIL Regular" w:hAnsi="Charis SIL Regular" w:eastAsia="Charis SIL Regular"/>
-          <w:b w:val="0"/>
-          <w:i w:val="0"/>
-          <w:color w:val="000000"/>
-          <w:sz w:val="24"/>
-        </w:rPr>
-        <w:hyperlink r:id="rId9" w:history="1">
-          <w:r>
-            <w:rPr>
-              <w:rStyle w:val="Hyperlink"/>
-            </w:rPr>
-            <w:t>o</w:t>
-          </w:r>
-        </w:hyperlink>
-      </w:r>
-      <w:r>
-        <w:rPr>
-          <w:u w:val="single" w:color="0000ff"/>
-          <w:rFonts w:ascii="Charis SIL Regular" w:hAnsi="Charis SIL Regular" w:eastAsia="Charis SIL Regular"/>
-          <w:b w:val="0"/>
-          <w:i w:val="0"/>
-          <w:color w:val="000000"/>
-          <w:sz w:val="24"/>
-        </w:rPr>
-        <w:hyperlink r:id="rId9" w:history="1">
-          <w:r>
-            <w:rPr>
-              <w:rStyle w:val="Hyperlink"/>
-            </w:rPr>
-            <w:t>sku</w:t>
-          </w:r>
-        </w:hyperlink>
-      </w:r>
-      <w:r>
-        <w:rPr>
-          <w:u w:val="single" w:color="0000ff"/>
-          <w:rFonts w:ascii="Charis SIL Regular" w:hAnsi="Charis SIL Regular" w:eastAsia="Charis SIL Regular"/>
-          <w:b w:val="0"/>
-          <w:i w:val="0"/>
-          <w:color w:val="000000"/>
-          <w:sz w:val="24"/>
-        </w:rPr>
-        <w:hyperlink r:id="rId9" w:history="1">
-          <w:r>
-            <w:rPr>
-              <w:rStyle w:val="Hyperlink"/>
-            </w:rPr>
-            <w:t>il, die Va</w:t>
-          </w:r>
-        </w:hyperlink>
+        <w:t xml:space="preserve"> het volledige rapport). Ook H.J. Voskuil, die Va</w:t>
       </w:r>
       <w:r>
         <w:rPr>
@@ -2450,7 +2259,7 @@
           <w:sz w:val="24"/>
           <w:u w:val="single"/>
         </w:rPr>
-        <w:hyperlink r:id="rId18" w:history="1">
+        <w:hyperlink r:id="rId19" w:history="1">
           <w:r>
             <w:rPr>
               <w:rStyle w:val="Hyperlink"/>
@@ -2468,7 +2277,7 @@
           <w:sz w:val="24"/>
           <w:u w:val="single"/>
         </w:rPr>
-        <w:hyperlink r:id="rId18" w:history="1">
+        <w:hyperlink r:id="rId19" w:history="1">
           <w:r>
             <w:rPr>
               <w:rStyle w:val="Hyperlink"/>
